--- a/Diagramas y mapeo/Casos de Uso - Proyecto 1 IPC2.docx
+++ b/Diagramas y mapeo/Casos de Uso - Proyecto 1 IPC2.docx
@@ -1001,12 +1001,12 @@
           <wp:inline distB="0" distT="0" distL="114300" distR="114300">
             <wp:extent cx="5303520" cy="4087116"/>
             <wp:effectExtent b="0" l="0" r="0" t="0"/>
-            <wp:docPr id="9" name="image4.png"/>
+            <wp:docPr id="9" name="image6.png"/>
             <a:graphic>
               <a:graphicData uri="http://schemas.openxmlformats.org/drawingml/2006/picture">
                 <pic:pic>
                   <pic:nvPicPr>
-                    <pic:cNvPr id="0" name="image4.png"/>
+                    <pic:cNvPr id="0" name="image6.png"/>
                     <pic:cNvPicPr preferRelativeResize="0"/>
                   </pic:nvPicPr>
                   <pic:blipFill>
@@ -1114,12 +1114,12 @@
           <wp:inline distB="0" distT="0" distL="114300" distR="114300">
             <wp:extent cx="5303520" cy="4573678"/>
             <wp:effectExtent b="0" l="0" r="0" t="0"/>
-            <wp:docPr id="8" name="image3.png"/>
+            <wp:docPr id="8" name="image1.png"/>
             <a:graphic>
               <a:graphicData uri="http://schemas.openxmlformats.org/drawingml/2006/picture">
                 <pic:pic>
                   <pic:nvPicPr>
-                    <pic:cNvPr id="0" name="image3.png"/>
+                    <pic:cNvPr id="0" name="image1.png"/>
                     <pic:cNvPicPr preferRelativeResize="0"/>
                   </pic:nvPicPr>
                   <pic:blipFill>
@@ -1324,12 +1324,12 @@
           <wp:inline distB="0" distT="0" distL="114300" distR="114300">
             <wp:extent cx="5486400" cy="4794837"/>
             <wp:effectExtent b="0" l="0" r="0" t="0"/>
-            <wp:docPr id="11" name="image5.png"/>
+            <wp:docPr id="11" name="image3.png"/>
             <a:graphic>
               <a:graphicData uri="http://schemas.openxmlformats.org/drawingml/2006/picture">
                 <pic:pic>
                   <pic:nvPicPr>
-                    <pic:cNvPr id="0" name="image5.png"/>
+                    <pic:cNvPr id="0" name="image3.png"/>
                     <pic:cNvPicPr preferRelativeResize="0"/>
                   </pic:nvPicPr>
                   <pic:blipFill>
@@ -1437,12 +1437,12 @@
           <wp:inline distB="0" distT="0" distL="114300" distR="114300">
             <wp:extent cx="5486400" cy="4423144"/>
             <wp:effectExtent b="0" l="0" r="0" t="0"/>
-            <wp:docPr id="10" name="image6.png"/>
+            <wp:docPr id="10" name="image4.png"/>
             <a:graphic>
               <a:graphicData uri="http://schemas.openxmlformats.org/drawingml/2006/picture">
                 <pic:pic>
                   <pic:nvPicPr>
-                    <pic:cNvPr id="0" name="image6.png"/>
+                    <pic:cNvPr id="0" name="image4.png"/>
                     <pic:cNvPicPr preferRelativeResize="0"/>
                   </pic:nvPicPr>
                   <pic:blipFill>
@@ -1554,12 +1554,12 @@
           <wp:inline distB="0" distT="0" distL="114300" distR="114300">
             <wp:extent cx="5303520" cy="3743661"/>
             <wp:effectExtent b="0" l="0" r="0" t="0"/>
-            <wp:docPr id="12" name="image1.png"/>
+            <wp:docPr id="12" name="image5.png"/>
             <a:graphic>
               <a:graphicData uri="http://schemas.openxmlformats.org/drawingml/2006/picture">
                 <pic:pic>
                   <pic:nvPicPr>
-                    <pic:cNvPr id="0" name="image1.png"/>
+                    <pic:cNvPr id="0" name="image5.png"/>
                     <pic:cNvPicPr preferRelativeResize="0"/>
                   </pic:nvPicPr>
                   <pic:blipFill>
@@ -1750,7 +1750,7 @@
           <w:szCs w:val="30"/>
           <w:rtl w:val="0"/>
         </w:rPr>
-        <w:t xml:space="preserve">4. CASOS DE USO DE ALTO NIVEL</w:t>
+        <w:t xml:space="preserve">3. CASOS DE USO DE ALTO NIVEL</w:t>
       </w:r>
       <w:r>
         <w:rPr>
@@ -1775,7 +1775,18 @@
           <w:szCs w:val="25"/>
           <w:rtl w:val="0"/>
         </w:rPr>
-        <w:t xml:space="preserve">4.1 Seguridad, Autenticación y Perfil</w:t>
+        <w:t xml:space="preserve">3</w:t>
+      </w:r>
+      <w:r>
+        <w:rPr>
+          <w:rFonts w:ascii="Times New Roman" w:cs="Times New Roman" w:eastAsia="Times New Roman" w:hAnsi="Times New Roman"/>
+          <w:b w:val="1"/>
+          <w:bCs w:val="1"/>
+          <w:sz w:val="25"/>
+          <w:szCs w:val="25"/>
+          <w:rtl w:val="0"/>
+        </w:rPr>
+        <w:t xml:space="preserve">.1 Seguridad, Autenticación y Perfil</w:t>
       </w:r>
       <w:r>
         <w:rPr>
@@ -3484,7 +3495,18 @@
           <w:szCs w:val="25"/>
           <w:rtl w:val="0"/>
         </w:rPr>
-        <w:t xml:space="preserve">4.2 Administración General del Sistema</w:t>
+        <w:t xml:space="preserve">3</w:t>
+      </w:r>
+      <w:r>
+        <w:rPr>
+          <w:rFonts w:ascii="Times New Roman" w:cs="Times New Roman" w:eastAsia="Times New Roman" w:hAnsi="Times New Roman"/>
+          <w:b w:val="1"/>
+          <w:bCs w:val="1"/>
+          <w:sz w:val="25"/>
+          <w:szCs w:val="25"/>
+          <w:rtl w:val="0"/>
+        </w:rPr>
+        <w:t xml:space="preserve">.2 Administración General del Sistema</w:t>
       </w:r>
       <w:r>
         <w:rPr>
@@ -6048,7 +6070,18 @@
           <w:szCs w:val="25"/>
           <w:rtl w:val="0"/>
         </w:rPr>
-        <w:t xml:space="preserve">4.3 Gestión de Recursos de Sucursal</w:t>
+        <w:t xml:space="preserve">3</w:t>
+      </w:r>
+      <w:r>
+        <w:rPr>
+          <w:rFonts w:ascii="Times New Roman" w:cs="Times New Roman" w:eastAsia="Times New Roman" w:hAnsi="Times New Roman"/>
+          <w:b w:val="1"/>
+          <w:bCs w:val="1"/>
+          <w:sz w:val="25"/>
+          <w:szCs w:val="25"/>
+          <w:rtl w:val="0"/>
+        </w:rPr>
+        <w:t xml:space="preserve">.3 Gestión de Recursos de Sucursal</w:t>
       </w:r>
       <w:r>
         <w:rPr>
@@ -9875,7 +9908,18 @@
           <w:szCs w:val="25"/>
           <w:rtl w:val="0"/>
         </w:rPr>
-        <w:t xml:space="preserve">4.4 Operaciones de Viajes Regulares</w:t>
+        <w:t xml:space="preserve">3</w:t>
+      </w:r>
+      <w:r>
+        <w:rPr>
+          <w:rFonts w:ascii="Times New Roman" w:cs="Times New Roman" w:eastAsia="Times New Roman" w:hAnsi="Times New Roman"/>
+          <w:b w:val="1"/>
+          <w:bCs w:val="1"/>
+          <w:sz w:val="25"/>
+          <w:szCs w:val="25"/>
+          <w:rtl w:val="0"/>
+        </w:rPr>
+        <w:t xml:space="preserve">.4 Operaciones de Viajes Regulares</w:t>
       </w:r>
       <w:r>
         <w:rPr>
@@ -12005,7 +12049,18 @@
           <w:szCs w:val="25"/>
           <w:rtl w:val="0"/>
         </w:rPr>
-        <w:t xml:space="preserve">4.5 Operaciones de Viajes Privados y Alquileres</w:t>
+        <w:t xml:space="preserve">3</w:t>
+      </w:r>
+      <w:r>
+        <w:rPr>
+          <w:rFonts w:ascii="Times New Roman" w:cs="Times New Roman" w:eastAsia="Times New Roman" w:hAnsi="Times New Roman"/>
+          <w:b w:val="1"/>
+          <w:bCs w:val="1"/>
+          <w:sz w:val="25"/>
+          <w:szCs w:val="25"/>
+          <w:rtl w:val="0"/>
+        </w:rPr>
+        <w:t xml:space="preserve">.5 Operaciones de Viajes Privados y Alquileres</w:t>
       </w:r>
       <w:r>
         <w:rPr>
@@ -14977,7 +15032,18 @@
           <w:szCs w:val="25"/>
           <w:rtl w:val="0"/>
         </w:rPr>
-        <w:t xml:space="preserve">4.6 : Cartera Digital y Compra de Boletos</w:t>
+        <w:t xml:space="preserve">3</w:t>
+      </w:r>
+      <w:r>
+        <w:rPr>
+          <w:rFonts w:ascii="Times New Roman" w:cs="Times New Roman" w:eastAsia="Times New Roman" w:hAnsi="Times New Roman"/>
+          <w:b w:val="1"/>
+          <w:bCs w:val="1"/>
+          <w:sz w:val="25"/>
+          <w:szCs w:val="25"/>
+          <w:rtl w:val="0"/>
+        </w:rPr>
+        <w:t xml:space="preserve">.6 : Cartera Digital y Compra de Boletos</w:t>
       </w:r>
       <w:r>
         <w:rPr>
@@ -16686,7 +16752,18 @@
           <w:szCs w:val="25"/>
           <w:rtl w:val="0"/>
         </w:rPr>
-        <w:t xml:space="preserve">4.7 Portal Operativo del Chofer</w:t>
+        <w:t xml:space="preserve">3</w:t>
+      </w:r>
+      <w:r>
+        <w:rPr>
+          <w:rFonts w:ascii="Times New Roman" w:cs="Times New Roman" w:eastAsia="Times New Roman" w:hAnsi="Times New Roman"/>
+          <w:b w:val="1"/>
+          <w:bCs w:val="1"/>
+          <w:sz w:val="25"/>
+          <w:szCs w:val="25"/>
+          <w:rtl w:val="0"/>
+        </w:rPr>
+        <w:t xml:space="preserve">.7 Portal Operativo del Chofer</w:t>
       </w:r>
       <w:r>
         <w:rPr>
@@ -17553,7 +17630,18 @@
           <w:szCs w:val="25"/>
           <w:rtl w:val="0"/>
         </w:rPr>
-        <w:t xml:space="preserve">4.8 Reportes Gerenciales y Análisis Operativo</w:t>
+        <w:t xml:space="preserve">3</w:t>
+      </w:r>
+      <w:r>
+        <w:rPr>
+          <w:rFonts w:ascii="Times New Roman" w:cs="Times New Roman" w:eastAsia="Times New Roman" w:hAnsi="Times New Roman"/>
+          <w:b w:val="1"/>
+          <w:bCs w:val="1"/>
+          <w:sz w:val="25"/>
+          <w:szCs w:val="25"/>
+          <w:rtl w:val="0"/>
+        </w:rPr>
+        <w:t xml:space="preserve">.8 Reportes Gerenciales y Análisis Operativo</w:t>
       </w:r>
       <w:r>
         <w:rPr>
@@ -21408,7 +21496,7 @@
           <w:szCs w:val="30"/>
           <w:rtl w:val="0"/>
         </w:rPr>
-        <w:t xml:space="preserve">4. MATRIZ DE TRAZABILIDAD DE REQUERIMIENTOS Y CÓDIGO</w:t>
+        <w:t xml:space="preserve">4. Resumen</w:t>
       </w:r>
       <w:r>
         <w:rPr>
